--- a/使用说明.docx
+++ b/使用说明.docx
@@ -2546,7 +2546,7 @@
           <w:color w:val="222222"/>
           <w:sz w:val="19"/>
         </w:rPr>
-        <w:t>全部通过：79 项</w:t>
+        <w:t>全部通过：97 项</w:t>
       </w:r>
     </w:p>
     <w:tbl>
@@ -4313,6 +4313,109 @@
     </w:p>
     <w:p>
       <w:pPr>
+        <w:pStyle w:val="Heading1"/>
+      </w:pPr>
+      <w:r>
+        <w:rPr>
+          <w:b w:val="0"/>
+        </w:rPr>
+        <w:t>九、AI 能力（v3 新增）</w:t>
+      </w:r>
+    </w:p>
+    <w:p>
+      <w:r>
+        <w:rPr>
+          <w:b w:val="0"/>
+        </w:rPr>
+        <w:t>系统具备两项 AI 能力：对话式预约助手、AI 经营分析。采用「大模型 + 本地规则」双模式——配置了 AI_API_KEY 时调用真实大模型，未配置时自动降级为本地规则引擎，断网也能完整演示。</w:t>
+      </w:r>
+    </w:p>
+    <w:p>
+      <w:pPr>
+        <w:pStyle w:val="Heading2"/>
+      </w:pPr>
+      <w:r>
+        <w:rPr>
+          <w:b w:val="0"/>
+        </w:rPr>
+        <w:t>1. AI 预约助手（右下角「🤖 AI 预约助手」）</w:t>
+      </w:r>
+    </w:p>
+    <w:p>
+      <w:r>
+        <w:rPr>
+          <w:b w:val="0"/>
+        </w:rPr>
+        <w:t>用一句话描述需求，例如「明天下午帮我订 2 小时羽毛球」。系统会解析运动类型、日期、时间与时长，查询可约时段并给出推荐卡片；点「去预约」锁定 10 分钟，再点「确认预约」即完成下单。</w:t>
+      </w:r>
+    </w:p>
+    <w:p>
+      <w:pPr>
+        <w:pStyle w:val="Heading2"/>
+      </w:pPr>
+      <w:r>
+        <w:rPr>
+          <w:b w:val="0"/>
+        </w:rPr>
+        <w:t>2. AI 经营分析（管理后台 → 经营报表）</w:t>
+      </w:r>
+    </w:p>
+    <w:p>
+      <w:r>
+        <w:rPr>
+          <w:b w:val="0"/>
+        </w:rPr>
+        <w:t>登录管理员账号 → 管理后台 → 经营报表 → 点「🤖 生成分析」，AI 会读取当前周期数据，输出运营摘要、关键亮点与可执行建议。</w:t>
+      </w:r>
+    </w:p>
+    <w:p>
+      <w:pPr>
+        <w:pStyle w:val="Heading2"/>
+      </w:pPr>
+      <w:r>
+        <w:rPr>
+          <w:b w:val="0"/>
+        </w:rPr>
+        <w:t>3. 配置大模型（可选）</w:t>
+      </w:r>
+    </w:p>
+    <w:p>
+      <w:r>
+        <w:rPr>
+          <w:b w:val="0"/>
+        </w:rPr>
+        <w:t>启动前设置环境变量：AI_API_KEY（你的 DeepSeek Key）、AI_BASE_URL（默认 https://api.deepseek.com/v1）、AI_MODEL（默认 deepseek-chat）。不设置也能正常使用（本地规则模式）。</w:t>
+      </w:r>
+    </w:p>
+    <w:p>
+      <w:pPr>
+        <w:pStyle w:val="Heading2"/>
+      </w:pPr>
+      <w:r>
+        <w:rPr>
+          <w:b w:val="0"/>
+        </w:rPr>
+        <w:t>4. 使用记录</w:t>
+      </w:r>
+    </w:p>
+    <w:p>
+      <w:r>
+        <w:rPr>
+          <w:b w:val="0"/>
+        </w:rPr>
+        <w:t>每次 AI 提问都会写入数据库 ai_logs 表，可在管理后台 →「🗄 数据库」→ 选择 ai_logs 查看，便于演示与检查。</w:t>
+      </w:r>
+    </w:p>
+    <w:p>
+      <w:r>
+        <w:rPr>
+          <w:b w:val="0"/>
+        </w:rPr>
+        <w:t>提示：AI 相关的自动化测试共 18 项，包含在 97 项端到端断言中。</w:t>
+      </w:r>
+    </w:p>
+    <w:p>
+      <w:pPr>
         <w:spacing w:before="320"/>
         <w:jc w:val="center"/>
       </w:pPr>
